--- a/examples/showcase.docx
+++ b/examples/showcase.docx
@@ -682,7 +682,7 @@
           <w:noProof/>
         </w:rPr>
         <w:drawing>
-          <wp:inline distT="0" distB="0" distL="0" distR="0" wp14:anchorId="332C4EDE" wp14:editId="45DA7A1B">
+          <wp:inline distT="0" distB="0" distL="0" distR="0" wp14:anchorId="0A3EC24F" wp14:editId="24B119E8">
             <wp:extent cx="3048000" cy="1400175"/>
             <wp:effectExtent l="0" t="0" r="0" b="0"/>
             <wp:docPr id="1" name="Picture 1"/>
@@ -846,13 +846,13 @@
 
 <file path=word/commentsExtended.xml><?xml version="1.0" encoding="utf-8"?>
 <w15:commentsEx xmlns:wpc="http://schemas.microsoft.com/office/word/2010/wordprocessingCanvas" xmlns:cx="http://schemas.microsoft.com/office/drawing/2014/chartex" xmlns:cx1="http://schemas.microsoft.com/office/drawing/2015/9/8/chartex" xmlns:cx2="http://schemas.microsoft.com/office/drawing/2015/10/21/chartex" xmlns:cx3="http://schemas.microsoft.com/office/drawing/2016/5/9/chartex" xmlns:cx4="http://schemas.microsoft.com/office/drawing/2016/5/10/chartex" xmlns:cx5="http://schemas.microsoft.com/office/drawing/2016/5/11/chartex" xmlns:cx6="http://schemas.microsoft.com/office/drawing/2016/5/12/chartex" xmlns:cx7="http://schemas.microsoft.com/office/drawing/2016/5/13/chartex" xmlns:cx8="http://schemas.microsoft.com/office/drawing/2016/5/14/chartex" xmlns:mc="http://schemas.openxmlformats.org/markup-compatibility/2006" xmlns:m="http://schemas.openxmlformats.org/officeDocument/2006/math" xmlns:aink="http://schemas.microsoft.com/office/drawing/2016/ink" xmlns:am3d="http://schemas.microsoft.com/office/drawing/2017/model3d" xmlns:oel="http://schemas.microsoft.com/office/2019/extlst" xmlns:r="http://schemas.openxmlformats.org/officeDocument/2006/relationships" xmlns:wp14="http://schemas.microsoft.com/office/word/2010/wordprocessingDrawing" xmlns:wp="http://schemas.openxmlformats.org/drawingml/2006/wordprocessingDrawing" xmlns:wpg="http://schemas.microsoft.com/office/word/2010/wordprocessingGroup" xmlns:wpi="http://schemas.microsoft.com/office/word/2010/wordprocessingInk" xmlns:wps="http://schemas.microsoft.com/office/word/2010/wordprocessingShape" xmlns:o="urn:schemas-microsoft-com:office:office" xmlns:v="urn:schemas-microsoft-com:vml" xmlns:w10="urn:schemas-microsoft-com:office:word" xmlns:w="http://schemas.openxmlformats.org/wordprocessingml/2006/main" xmlns:w14="http://schemas.microsoft.com/office/word/2010/wordml" xmlns:w15="http://schemas.microsoft.com/office/word/2012/wordml" xmlns:w16cex="http://schemas.microsoft.com/office/word/2018/wordml/cex" xmlns:w16cid="http://schemas.microsoft.com/office/word/2016/wordml/cid" xmlns:w16="http://schemas.microsoft.com/office/word/2018/wordml" xmlns:w16sdtdh="http://schemas.microsoft.com/office/word/2020/wordml/sdtdatahash" xmlns:w16sdtfl="http://schemas.microsoft.com/office/word/2024/wordml/sdtformatlock" xmlns:w16se="http://schemas.microsoft.com/office/word/2015/wordml/symex" xmlns:w16du="http://schemas.microsoft.com/office/word/2023/wordml/word16du" xmlns:wne="http://schemas.microsoft.com/office/word/2006/wordml" mc:Ignorable="w14 w15 w16se w16cid w16 w16cex w16sdtdh w16sdtfl w16du wp14">
-  <w15:commentEx w15:paraId="698B4761" w15:done="0"/>
+  <w15:commentEx w15:paraId="393B9E84" w15:done="0"/>
 </w15:commentsEx>
 </file>
 
 <file path=word/commentsIds.xml><?xml version="1.0" encoding="utf-8"?>
 <w16cid:commentsIds xmlns:wpc="http://schemas.microsoft.com/office/word/2010/wordprocessingCanvas" xmlns:cx="http://schemas.microsoft.com/office/drawing/2014/chartex" xmlns:cx1="http://schemas.microsoft.com/office/drawing/2015/9/8/chartex" xmlns:cx2="http://schemas.microsoft.com/office/drawing/2015/10/21/chartex" xmlns:cx3="http://schemas.microsoft.com/office/drawing/2016/5/9/chartex" xmlns:cx4="http://schemas.microsoft.com/office/drawing/2016/5/10/chartex" xmlns:cx5="http://schemas.microsoft.com/office/drawing/2016/5/11/chartex" xmlns:cx6="http://schemas.microsoft.com/office/drawing/2016/5/12/chartex" xmlns:cx7="http://schemas.microsoft.com/office/drawing/2016/5/13/chartex" xmlns:cx8="http://schemas.microsoft.com/office/drawing/2016/5/14/chartex" xmlns:mc="http://schemas.openxmlformats.org/markup-compatibility/2006" xmlns:m="http://schemas.openxmlformats.org/officeDocument/2006/math" xmlns:aink="http://schemas.microsoft.com/office/drawing/2016/ink" xmlns:am3d="http://schemas.microsoft.com/office/drawing/2017/model3d" xmlns:oel="http://schemas.microsoft.com/office/2019/extlst" xmlns:r="http://schemas.openxmlformats.org/officeDocument/2006/relationships" xmlns:wp14="http://schemas.microsoft.com/office/word/2010/wordprocessingDrawing" xmlns:wp="http://schemas.openxmlformats.org/drawingml/2006/wordprocessingDrawing" xmlns:wpg="http://schemas.microsoft.com/office/word/2010/wordprocessingGroup" xmlns:wpi="http://schemas.microsoft.com/office/word/2010/wordprocessingInk" xmlns:wps="http://schemas.microsoft.com/office/word/2010/wordprocessingShape" xmlns:o="urn:schemas-microsoft-com:office:office" xmlns:v="urn:schemas-microsoft-com:vml" xmlns:w10="urn:schemas-microsoft-com:office:word" xmlns:w="http://schemas.openxmlformats.org/wordprocessingml/2006/main" xmlns:w14="http://schemas.microsoft.com/office/word/2010/wordml" xmlns:w15="http://schemas.microsoft.com/office/word/2012/wordml" xmlns:w16cex="http://schemas.microsoft.com/office/word/2018/wordml/cex" xmlns:w16cid="http://schemas.microsoft.com/office/word/2016/wordml/cid" xmlns:w16="http://schemas.microsoft.com/office/word/2018/wordml" xmlns:w16sdtdh="http://schemas.microsoft.com/office/word/2020/wordml/sdtdatahash" xmlns:w16sdtfl="http://schemas.microsoft.com/office/word/2024/wordml/sdtformatlock" xmlns:w16se="http://schemas.microsoft.com/office/word/2015/wordml/symex" xmlns:w16du="http://schemas.microsoft.com/office/word/2023/wordml/word16du" xmlns:wne="http://schemas.microsoft.com/office/word/2006/wordml" mc:Ignorable="w14 w15 w16se w16cid w16 w16cex w16sdtdh w16sdtfl w16du wp14">
-  <w16cid:commentId w16cid:paraId="698B4761" w16cid:durableId="05088EDF"/>
+  <w16cid:commentId w16cid:paraId="393B9E84" w16cid:durableId="006A5877"/>
 </w16cid:commentsIds>
 </file>
 
@@ -1034,10 +1034,10 @@
 <file path=word/numbering.xml><?xml version="1.0" encoding="utf-8"?>
 <w:numbering xmlns:wpc="http://schemas.microsoft.com/office/word/2010/wordprocessingCanvas" xmlns:cx="http://schemas.microsoft.com/office/drawing/2014/chartex" xmlns:cx1="http://schemas.microsoft.com/office/drawing/2015/9/8/chartex" xmlns:cx2="http://schemas.microsoft.com/office/drawing/2015/10/21/chartex" xmlns:cx3="http://schemas.microsoft.com/office/drawing/2016/5/9/chartex" xmlns:cx4="http://schemas.microsoft.com/office/drawing/2016/5/10/chartex" xmlns:cx5="http://schemas.microsoft.com/office/drawing/2016/5/11/chartex" xmlns:cx6="http://schemas.microsoft.com/office/drawing/2016/5/12/chartex" xmlns:cx7="http://schemas.microsoft.com/office/drawing/2016/5/13/chartex" xmlns:cx8="http://schemas.microsoft.com/office/drawing/2016/5/14/chartex" xmlns:mc="http://schemas.openxmlformats.org/markup-compatibility/2006" xmlns:m="http://schemas.openxmlformats.org/officeDocument/2006/math" xmlns:aink="http://schemas.microsoft.com/office/drawing/2016/ink" xmlns:am3d="http://schemas.microsoft.com/office/drawing/2017/model3d" xmlns:oel="http://schemas.microsoft.com/office/2019/extlst" xmlns:r="http://schemas.openxmlformats.org/officeDocument/2006/relationships" xmlns:wp14="http://schemas.microsoft.com/office/word/2010/wordprocessingDrawing" xmlns:wp="http://schemas.openxmlformats.org/drawingml/2006/wordprocessingDrawing" xmlns:wpg="http://schemas.microsoft.com/office/word/2010/wordprocessingGroup" xmlns:wpi="http://schemas.microsoft.com/office/word/2010/wordprocessingInk" xmlns:wps="http://schemas.microsoft.com/office/word/2010/wordprocessingShape" xmlns:o="urn:schemas-microsoft-com:office:office" xmlns:v="urn:schemas-microsoft-com:vml" xmlns:w10="urn:schemas-microsoft-com:office:word" xmlns:w="http://schemas.openxmlformats.org/wordprocessingml/2006/main" xmlns:w14="http://schemas.microsoft.com/office/word/2010/wordml" xmlns:w15="http://schemas.microsoft.com/office/word/2012/wordml" xmlns:w16cex="http://schemas.microsoft.com/office/word/2018/wordml/cex" xmlns:w16cid="http://schemas.microsoft.com/office/word/2016/wordml/cid" xmlns:w16="http://schemas.microsoft.com/office/word/2018/wordml" xmlns:w16sdtdh="http://schemas.microsoft.com/office/word/2020/wordml/sdtdatahash" xmlns:w16sdtfl="http://schemas.microsoft.com/office/word/2024/wordml/sdtformatlock" xmlns:w16se="http://schemas.microsoft.com/office/word/2015/wordml/symex" xmlns:w16du="http://schemas.microsoft.com/office/word/2023/wordml/word16du" xmlns:wne="http://schemas.microsoft.com/office/word/2006/wordml" mc:Ignorable="w14 w15 w16se w16cid w16 w16cex w16sdtdh w16sdtfl w16du wp14">
   <w:abstractNum w:abstractNumId="0" w15:restartNumberingAfterBreak="0">
-    <w:nsid w:val="2B372238"/>
+    <w:nsid w:val="61B4095F"/>
     <w:multiLevelType w:val="hybridMultilevel"/>
-    <w:tmpl w:val="C9C0682C"/>
-    <w:lvl w:ilvl="0" w:tplc="F32A139C">
+    <w:tmpl w:val="759E90B0"/>
+    <w:lvl w:ilvl="0" w:tplc="581EE216">
       <w:start w:val="1"/>
       <w:numFmt w:val="bullet"/>
       <w:lvlText w:val=""/>
@@ -1049,7 +1049,7 @@
         <w:rFonts w:ascii="Symbol" w:hAnsi="Symbol" w:cs="Symbol"/>
       </w:rPr>
     </w:lvl>
-    <w:lvl w:ilvl="1" w:tplc="BA222ABE">
+    <w:lvl w:ilvl="1" w:tplc="0A2EEC9E">
       <w:start w:val="1"/>
       <w:numFmt w:val="bullet"/>
       <w:lvlText w:val="o"/>
@@ -1061,47 +1061,47 @@
         <w:rFonts w:ascii="Courier New" w:hAnsi="Courier New" w:cs="Courier New"/>
       </w:rPr>
     </w:lvl>
-    <w:lvl w:ilvl="2" w:tplc="364EDFE2">
+    <w:lvl w:ilvl="2" w:tplc="024A1C18">
       <w:numFmt w:val="decimal"/>
       <w:lvlText w:val=""/>
       <w:lvlJc w:val="left"/>
     </w:lvl>
-    <w:lvl w:ilvl="3" w:tplc="9342EE28">
+    <w:lvl w:ilvl="3" w:tplc="385C84B8">
       <w:numFmt w:val="decimal"/>
       <w:lvlText w:val=""/>
       <w:lvlJc w:val="left"/>
     </w:lvl>
-    <w:lvl w:ilvl="4" w:tplc="23D28ED2">
+    <w:lvl w:ilvl="4" w:tplc="EB0A9B68">
       <w:numFmt w:val="decimal"/>
       <w:lvlText w:val=""/>
       <w:lvlJc w:val="left"/>
     </w:lvl>
-    <w:lvl w:ilvl="5" w:tplc="778499AE">
+    <w:lvl w:ilvl="5" w:tplc="4CA48ED6">
       <w:numFmt w:val="decimal"/>
       <w:lvlText w:val=""/>
       <w:lvlJc w:val="left"/>
     </w:lvl>
-    <w:lvl w:ilvl="6" w:tplc="236C3EB6">
+    <w:lvl w:ilvl="6" w:tplc="30245F0A">
       <w:numFmt w:val="decimal"/>
       <w:lvlText w:val=""/>
       <w:lvlJc w:val="left"/>
     </w:lvl>
-    <w:lvl w:ilvl="7" w:tplc="405A4616">
+    <w:lvl w:ilvl="7" w:tplc="8C7ACF0A">
       <w:numFmt w:val="decimal"/>
       <w:lvlText w:val=""/>
       <w:lvlJc w:val="left"/>
     </w:lvl>
-    <w:lvl w:ilvl="8" w:tplc="2B6E72F8">
+    <w:lvl w:ilvl="8" w:tplc="727C7E90">
       <w:numFmt w:val="decimal"/>
       <w:lvlText w:val=""/>
       <w:lvlJc w:val="left"/>
     </w:lvl>
   </w:abstractNum>
   <w:abstractNum w:abstractNumId="1" w15:restartNumberingAfterBreak="0">
-    <w:nsid w:val="6637243A"/>
+    <w:nsid w:val="69B75596"/>
     <w:multiLevelType w:val="hybridMultilevel"/>
-    <w:tmpl w:val="DAA8F142"/>
-    <w:lvl w:ilvl="0" w:tplc="2982EC02">
+    <w:tmpl w:val="4D60D406"/>
+    <w:lvl w:ilvl="0" w:tplc="6BD411A8">
       <w:start w:val="1"/>
       <w:numFmt w:val="decimal"/>
       <w:lvlText w:val="%1."/>
@@ -1110,7 +1110,7 @@
         <w:ind w:left="720" w:hanging="360"/>
       </w:pPr>
     </w:lvl>
-    <w:lvl w:ilvl="1" w:tplc="C0C4D7A6">
+    <w:lvl w:ilvl="1" w:tplc="B5A02E1E">
       <w:start w:val="1"/>
       <w:numFmt w:val="lowerLetter"/>
       <w:lvlText w:val="%2."/>
@@ -1119,46 +1119,46 @@
         <w:ind w:left="1440" w:hanging="360"/>
       </w:pPr>
     </w:lvl>
-    <w:lvl w:ilvl="2" w:tplc="A86E148C">
+    <w:lvl w:ilvl="2" w:tplc="8CDEBBE4">
       <w:numFmt w:val="decimal"/>
       <w:lvlText w:val=""/>
       <w:lvlJc w:val="left"/>
     </w:lvl>
-    <w:lvl w:ilvl="3" w:tplc="94B2ED6E">
+    <w:lvl w:ilvl="3" w:tplc="A7FC1960">
       <w:numFmt w:val="decimal"/>
       <w:lvlText w:val=""/>
       <w:lvlJc w:val="left"/>
     </w:lvl>
-    <w:lvl w:ilvl="4" w:tplc="23B05F92">
+    <w:lvl w:ilvl="4" w:tplc="FE0C9C1E">
       <w:numFmt w:val="decimal"/>
       <w:lvlText w:val=""/>
       <w:lvlJc w:val="left"/>
     </w:lvl>
-    <w:lvl w:ilvl="5" w:tplc="B74C5972">
+    <w:lvl w:ilvl="5" w:tplc="D472AA44">
       <w:numFmt w:val="decimal"/>
       <w:lvlText w:val=""/>
       <w:lvlJc w:val="left"/>
     </w:lvl>
-    <w:lvl w:ilvl="6" w:tplc="027CC684">
+    <w:lvl w:ilvl="6" w:tplc="654C94C4">
       <w:numFmt w:val="decimal"/>
       <w:lvlText w:val=""/>
       <w:lvlJc w:val="left"/>
     </w:lvl>
-    <w:lvl w:ilvl="7" w:tplc="61E4EF2E">
+    <w:lvl w:ilvl="7" w:tplc="D160C56E">
       <w:numFmt w:val="decimal"/>
       <w:lvlText w:val=""/>
       <w:lvlJc w:val="left"/>
     </w:lvl>
-    <w:lvl w:ilvl="8" w:tplc="756666AE">
+    <w:lvl w:ilvl="8" w:tplc="9878DF44">
       <w:numFmt w:val="decimal"/>
       <w:lvlText w:val=""/>
       <w:lvlJc w:val="left"/>
     </w:lvl>
   </w:abstractNum>
-  <w:num w:numId="1" w16cid:durableId="789669127">
+  <w:num w:numId="1" w16cid:durableId="1908220393">
     <w:abstractNumId w:val="0"/>
   </w:num>
-  <w:num w:numId="2" w16cid:durableId="164325013">
+  <w:num w:numId="2" w16cid:durableId="1575428592">
     <w:abstractNumId w:val="1"/>
   </w:num>
 </w:numbering>

--- a/examples/showcase.docx
+++ b/examples/showcase.docx
@@ -682,7 +682,7 @@
           <w:noProof/>
         </w:rPr>
         <w:drawing>
-          <wp:inline distT="0" distB="0" distL="0" distR="0" wp14:anchorId="0A3EC24F" wp14:editId="24B119E8">
+          <wp:inline distT="0" distB="0" distL="0" distR="0" wp14:anchorId="379537A4" wp14:editId="728467F7">
             <wp:extent cx="3048000" cy="1400175"/>
             <wp:effectExtent l="0" t="0" r="0" b="0"/>
             <wp:docPr id="1" name="Picture 1"/>
@@ -846,13 +846,13 @@
 
 <file path=word/commentsExtended.xml><?xml version="1.0" encoding="utf-8"?>
 <w15:commentsEx xmlns:wpc="http://schemas.microsoft.com/office/word/2010/wordprocessingCanvas" xmlns:cx="http://schemas.microsoft.com/office/drawing/2014/chartex" xmlns:cx1="http://schemas.microsoft.com/office/drawing/2015/9/8/chartex" xmlns:cx2="http://schemas.microsoft.com/office/drawing/2015/10/21/chartex" xmlns:cx3="http://schemas.microsoft.com/office/drawing/2016/5/9/chartex" xmlns:cx4="http://schemas.microsoft.com/office/drawing/2016/5/10/chartex" xmlns:cx5="http://schemas.microsoft.com/office/drawing/2016/5/11/chartex" xmlns:cx6="http://schemas.microsoft.com/office/drawing/2016/5/12/chartex" xmlns:cx7="http://schemas.microsoft.com/office/drawing/2016/5/13/chartex" xmlns:cx8="http://schemas.microsoft.com/office/drawing/2016/5/14/chartex" xmlns:mc="http://schemas.openxmlformats.org/markup-compatibility/2006" xmlns:m="http://schemas.openxmlformats.org/officeDocument/2006/math" xmlns:aink="http://schemas.microsoft.com/office/drawing/2016/ink" xmlns:am3d="http://schemas.microsoft.com/office/drawing/2017/model3d" xmlns:oel="http://schemas.microsoft.com/office/2019/extlst" xmlns:r="http://schemas.openxmlformats.org/officeDocument/2006/relationships" xmlns:wp14="http://schemas.microsoft.com/office/word/2010/wordprocessingDrawing" xmlns:wp="http://schemas.openxmlformats.org/drawingml/2006/wordprocessingDrawing" xmlns:wpg="http://schemas.microsoft.com/office/word/2010/wordprocessingGroup" xmlns:wpi="http://schemas.microsoft.com/office/word/2010/wordprocessingInk" xmlns:wps="http://schemas.microsoft.com/office/word/2010/wordprocessingShape" xmlns:o="urn:schemas-microsoft-com:office:office" xmlns:v="urn:schemas-microsoft-com:vml" xmlns:w10="urn:schemas-microsoft-com:office:word" xmlns:w="http://schemas.openxmlformats.org/wordprocessingml/2006/main" xmlns:w14="http://schemas.microsoft.com/office/word/2010/wordml" xmlns:w15="http://schemas.microsoft.com/office/word/2012/wordml" xmlns:w16cex="http://schemas.microsoft.com/office/word/2018/wordml/cex" xmlns:w16cid="http://schemas.microsoft.com/office/word/2016/wordml/cid" xmlns:w16="http://schemas.microsoft.com/office/word/2018/wordml" xmlns:w16sdtdh="http://schemas.microsoft.com/office/word/2020/wordml/sdtdatahash" xmlns:w16sdtfl="http://schemas.microsoft.com/office/word/2024/wordml/sdtformatlock" xmlns:w16se="http://schemas.microsoft.com/office/word/2015/wordml/symex" xmlns:w16du="http://schemas.microsoft.com/office/word/2023/wordml/word16du" xmlns:wne="http://schemas.microsoft.com/office/word/2006/wordml" mc:Ignorable="w14 w15 w16se w16cid w16 w16cex w16sdtdh w16sdtfl w16du wp14">
-  <w15:commentEx w15:paraId="393B9E84" w15:done="0"/>
+  <w15:commentEx w15:paraId="5C956351" w15:done="0"/>
 </w15:commentsEx>
 </file>
 
 <file path=word/commentsIds.xml><?xml version="1.0" encoding="utf-8"?>
 <w16cid:commentsIds xmlns:wpc="http://schemas.microsoft.com/office/word/2010/wordprocessingCanvas" xmlns:cx="http://schemas.microsoft.com/office/drawing/2014/chartex" xmlns:cx1="http://schemas.microsoft.com/office/drawing/2015/9/8/chartex" xmlns:cx2="http://schemas.microsoft.com/office/drawing/2015/10/21/chartex" xmlns:cx3="http://schemas.microsoft.com/office/drawing/2016/5/9/chartex" xmlns:cx4="http://schemas.microsoft.com/office/drawing/2016/5/10/chartex" xmlns:cx5="http://schemas.microsoft.com/office/drawing/2016/5/11/chartex" xmlns:cx6="http://schemas.microsoft.com/office/drawing/2016/5/12/chartex" xmlns:cx7="http://schemas.microsoft.com/office/drawing/2016/5/13/chartex" xmlns:cx8="http://schemas.microsoft.com/office/drawing/2016/5/14/chartex" xmlns:mc="http://schemas.openxmlformats.org/markup-compatibility/2006" xmlns:m="http://schemas.openxmlformats.org/officeDocument/2006/math" xmlns:aink="http://schemas.microsoft.com/office/drawing/2016/ink" xmlns:am3d="http://schemas.microsoft.com/office/drawing/2017/model3d" xmlns:oel="http://schemas.microsoft.com/office/2019/extlst" xmlns:r="http://schemas.openxmlformats.org/officeDocument/2006/relationships" xmlns:wp14="http://schemas.microsoft.com/office/word/2010/wordprocessingDrawing" xmlns:wp="http://schemas.openxmlformats.org/drawingml/2006/wordprocessingDrawing" xmlns:wpg="http://schemas.microsoft.com/office/word/2010/wordprocessingGroup" xmlns:wpi="http://schemas.microsoft.com/office/word/2010/wordprocessingInk" xmlns:wps="http://schemas.microsoft.com/office/word/2010/wordprocessingShape" xmlns:o="urn:schemas-microsoft-com:office:office" xmlns:v="urn:schemas-microsoft-com:vml" xmlns:w10="urn:schemas-microsoft-com:office:word" xmlns:w="http://schemas.openxmlformats.org/wordprocessingml/2006/main" xmlns:w14="http://schemas.microsoft.com/office/word/2010/wordml" xmlns:w15="http://schemas.microsoft.com/office/word/2012/wordml" xmlns:w16cex="http://schemas.microsoft.com/office/word/2018/wordml/cex" xmlns:w16cid="http://schemas.microsoft.com/office/word/2016/wordml/cid" xmlns:w16="http://schemas.microsoft.com/office/word/2018/wordml" xmlns:w16sdtdh="http://schemas.microsoft.com/office/word/2020/wordml/sdtdatahash" xmlns:w16sdtfl="http://schemas.microsoft.com/office/word/2024/wordml/sdtformatlock" xmlns:w16se="http://schemas.microsoft.com/office/word/2015/wordml/symex" xmlns:w16du="http://schemas.microsoft.com/office/word/2023/wordml/word16du" xmlns:wne="http://schemas.microsoft.com/office/word/2006/wordml" mc:Ignorable="w14 w15 w16se w16cid w16 w16cex w16sdtdh w16sdtfl w16du wp14">
-  <w16cid:commentId w16cid:paraId="393B9E84" w16cid:durableId="006A5877"/>
+  <w16cid:commentId w16cid:paraId="5C956351" w16cid:durableId="03C43E7C"/>
 </w16cid:commentsIds>
 </file>
 
@@ -1034,132 +1034,132 @@
 <file path=word/numbering.xml><?xml version="1.0" encoding="utf-8"?>
 <w:numbering xmlns:wpc="http://schemas.microsoft.com/office/word/2010/wordprocessingCanvas" xmlns:cx="http://schemas.microsoft.com/office/drawing/2014/chartex" xmlns:cx1="http://schemas.microsoft.com/office/drawing/2015/9/8/chartex" xmlns:cx2="http://schemas.microsoft.com/office/drawing/2015/10/21/chartex" xmlns:cx3="http://schemas.microsoft.com/office/drawing/2016/5/9/chartex" xmlns:cx4="http://schemas.microsoft.com/office/drawing/2016/5/10/chartex" xmlns:cx5="http://schemas.microsoft.com/office/drawing/2016/5/11/chartex" xmlns:cx6="http://schemas.microsoft.com/office/drawing/2016/5/12/chartex" xmlns:cx7="http://schemas.microsoft.com/office/drawing/2016/5/13/chartex" xmlns:cx8="http://schemas.microsoft.com/office/drawing/2016/5/14/chartex" xmlns:mc="http://schemas.openxmlformats.org/markup-compatibility/2006" xmlns:m="http://schemas.openxmlformats.org/officeDocument/2006/math" xmlns:aink="http://schemas.microsoft.com/office/drawing/2016/ink" xmlns:am3d="http://schemas.microsoft.com/office/drawing/2017/model3d" xmlns:oel="http://schemas.microsoft.com/office/2019/extlst" xmlns:r="http://schemas.openxmlformats.org/officeDocument/2006/relationships" xmlns:wp14="http://schemas.microsoft.com/office/word/2010/wordprocessingDrawing" xmlns:wp="http://schemas.openxmlformats.org/drawingml/2006/wordprocessingDrawing" xmlns:wpg="http://schemas.microsoft.com/office/word/2010/wordprocessingGroup" xmlns:wpi="http://schemas.microsoft.com/office/word/2010/wordprocessingInk" xmlns:wps="http://schemas.microsoft.com/office/word/2010/wordprocessingShape" xmlns:o="urn:schemas-microsoft-com:office:office" xmlns:v="urn:schemas-microsoft-com:vml" xmlns:w10="urn:schemas-microsoft-com:office:word" xmlns:w="http://schemas.openxmlformats.org/wordprocessingml/2006/main" xmlns:w14="http://schemas.microsoft.com/office/word/2010/wordml" xmlns:w15="http://schemas.microsoft.com/office/word/2012/wordml" xmlns:w16cex="http://schemas.microsoft.com/office/word/2018/wordml/cex" xmlns:w16cid="http://schemas.microsoft.com/office/word/2016/wordml/cid" xmlns:w16="http://schemas.microsoft.com/office/word/2018/wordml" xmlns:w16sdtdh="http://schemas.microsoft.com/office/word/2020/wordml/sdtdatahash" xmlns:w16sdtfl="http://schemas.microsoft.com/office/word/2024/wordml/sdtformatlock" xmlns:w16se="http://schemas.microsoft.com/office/word/2015/wordml/symex" xmlns:w16du="http://schemas.microsoft.com/office/word/2023/wordml/word16du" xmlns:wne="http://schemas.microsoft.com/office/word/2006/wordml" mc:Ignorable="w14 w15 w16se w16cid w16 w16cex w16sdtdh w16sdtfl w16du wp14">
   <w:abstractNum w:abstractNumId="0" w15:restartNumberingAfterBreak="0">
-    <w:nsid w:val="61B4095F"/>
+    <w:nsid w:val="35274B4F"/>
     <w:multiLevelType w:val="hybridMultilevel"/>
-    <w:tmpl w:val="759E90B0"/>
-    <w:lvl w:ilvl="0" w:tplc="581EE216">
+    <w:tmpl w:val="96721B1A"/>
+    <w:lvl w:ilvl="0" w:tplc="040A3AA2">
       <w:start w:val="1"/>
-      <w:numFmt w:val="bullet"/>
-      <w:lvlText w:val=""/>
+      <w:numFmt w:val="decimal"/>
+      <w:lvlText w:val="%1."/>
       <w:lvlJc w:val="left"/>
       <w:pPr>
         <w:ind w:left="720" w:hanging="360"/>
       </w:pPr>
-      <w:rPr>
-        <w:rFonts w:ascii="Symbol" w:hAnsi="Symbol" w:cs="Symbol"/>
-      </w:rPr>
     </w:lvl>
-    <w:lvl w:ilvl="1" w:tplc="0A2EEC9E">
+    <w:lvl w:ilvl="1" w:tplc="C37E69DA">
       <w:start w:val="1"/>
-      <w:numFmt w:val="bullet"/>
-      <w:lvlText w:val="o"/>
+      <w:numFmt w:val="lowerLetter"/>
+      <w:lvlText w:val="%2."/>
       <w:lvlJc w:val="left"/>
       <w:pPr>
         <w:ind w:left="1440" w:hanging="360"/>
       </w:pPr>
-      <w:rPr>
-        <w:rFonts w:ascii="Courier New" w:hAnsi="Courier New" w:cs="Courier New"/>
-      </w:rPr>
     </w:lvl>
-    <w:lvl w:ilvl="2" w:tplc="024A1C18">
+    <w:lvl w:ilvl="2" w:tplc="3F48FB50">
       <w:numFmt w:val="decimal"/>
       <w:lvlText w:val=""/>
       <w:lvlJc w:val="left"/>
     </w:lvl>
-    <w:lvl w:ilvl="3" w:tplc="385C84B8">
+    <w:lvl w:ilvl="3" w:tplc="E1A62274">
       <w:numFmt w:val="decimal"/>
       <w:lvlText w:val=""/>
       <w:lvlJc w:val="left"/>
     </w:lvl>
-    <w:lvl w:ilvl="4" w:tplc="EB0A9B68">
+    <w:lvl w:ilvl="4" w:tplc="2F1A718C">
       <w:numFmt w:val="decimal"/>
       <w:lvlText w:val=""/>
       <w:lvlJc w:val="left"/>
     </w:lvl>
-    <w:lvl w:ilvl="5" w:tplc="4CA48ED6">
+    <w:lvl w:ilvl="5" w:tplc="A5AEAED2">
       <w:numFmt w:val="decimal"/>
       <w:lvlText w:val=""/>
       <w:lvlJc w:val="left"/>
     </w:lvl>
-    <w:lvl w:ilvl="6" w:tplc="30245F0A">
+    <w:lvl w:ilvl="6" w:tplc="3EC46328">
       <w:numFmt w:val="decimal"/>
       <w:lvlText w:val=""/>
       <w:lvlJc w:val="left"/>
     </w:lvl>
-    <w:lvl w:ilvl="7" w:tplc="8C7ACF0A">
+    <w:lvl w:ilvl="7" w:tplc="732E26D0">
       <w:numFmt w:val="decimal"/>
       <w:lvlText w:val=""/>
       <w:lvlJc w:val="left"/>
     </w:lvl>
-    <w:lvl w:ilvl="8" w:tplc="727C7E90">
+    <w:lvl w:ilvl="8" w:tplc="4E020424">
       <w:numFmt w:val="decimal"/>
       <w:lvlText w:val=""/>
       <w:lvlJc w:val="left"/>
     </w:lvl>
   </w:abstractNum>
   <w:abstractNum w:abstractNumId="1" w15:restartNumberingAfterBreak="0">
-    <w:nsid w:val="69B75596"/>
+    <w:nsid w:val="65617DB4"/>
     <w:multiLevelType w:val="hybridMultilevel"/>
-    <w:tmpl w:val="4D60D406"/>
-    <w:lvl w:ilvl="0" w:tplc="6BD411A8">
+    <w:tmpl w:val="820ED01C"/>
+    <w:lvl w:ilvl="0" w:tplc="42CCF04E">
       <w:start w:val="1"/>
-      <w:numFmt w:val="decimal"/>
-      <w:lvlText w:val="%1."/>
+      <w:numFmt w:val="bullet"/>
+      <w:lvlText w:val=""/>
       <w:lvlJc w:val="left"/>
       <w:pPr>
         <w:ind w:left="720" w:hanging="360"/>
       </w:pPr>
+      <w:rPr>
+        <w:rFonts w:ascii="Symbol" w:hAnsi="Symbol" w:cs="Symbol"/>
+      </w:rPr>
     </w:lvl>
-    <w:lvl w:ilvl="1" w:tplc="B5A02E1E">
+    <w:lvl w:ilvl="1" w:tplc="71149E88">
       <w:start w:val="1"/>
-      <w:numFmt w:val="lowerLetter"/>
-      <w:lvlText w:val="%2."/>
+      <w:numFmt w:val="bullet"/>
+      <w:lvlText w:val="o"/>
       <w:lvlJc w:val="left"/>
       <w:pPr>
         <w:ind w:left="1440" w:hanging="360"/>
       </w:pPr>
+      <w:rPr>
+        <w:rFonts w:ascii="Courier New" w:hAnsi="Courier New" w:cs="Courier New"/>
+      </w:rPr>
     </w:lvl>
-    <w:lvl w:ilvl="2" w:tplc="8CDEBBE4">
+    <w:lvl w:ilvl="2" w:tplc="5706F34C">
       <w:numFmt w:val="decimal"/>
       <w:lvlText w:val=""/>
       <w:lvlJc w:val="left"/>
     </w:lvl>
-    <w:lvl w:ilvl="3" w:tplc="A7FC1960">
+    <w:lvl w:ilvl="3" w:tplc="3B7ED1A4">
       <w:numFmt w:val="decimal"/>
       <w:lvlText w:val=""/>
       <w:lvlJc w:val="left"/>
     </w:lvl>
-    <w:lvl w:ilvl="4" w:tplc="FE0C9C1E">
+    <w:lvl w:ilvl="4" w:tplc="02A83A2C">
       <w:numFmt w:val="decimal"/>
       <w:lvlText w:val=""/>
       <w:lvlJc w:val="left"/>
     </w:lvl>
-    <w:lvl w:ilvl="5" w:tplc="D472AA44">
+    <w:lvl w:ilvl="5" w:tplc="08C23DE0">
       <w:numFmt w:val="decimal"/>
       <w:lvlText w:val=""/>
       <w:lvlJc w:val="left"/>
     </w:lvl>
-    <w:lvl w:ilvl="6" w:tplc="654C94C4">
+    <w:lvl w:ilvl="6" w:tplc="13282EE6">
       <w:numFmt w:val="decimal"/>
       <w:lvlText w:val=""/>
       <w:lvlJc w:val="left"/>
     </w:lvl>
-    <w:lvl w:ilvl="7" w:tplc="D160C56E">
+    <w:lvl w:ilvl="7" w:tplc="AA840ED4">
       <w:numFmt w:val="decimal"/>
       <w:lvlText w:val=""/>
       <w:lvlJc w:val="left"/>
     </w:lvl>
-    <w:lvl w:ilvl="8" w:tplc="9878DF44">
+    <w:lvl w:ilvl="8" w:tplc="4AB6918C">
       <w:numFmt w:val="decimal"/>
       <w:lvlText w:val=""/>
       <w:lvlJc w:val="left"/>
     </w:lvl>
   </w:abstractNum>
-  <w:num w:numId="1" w16cid:durableId="1908220393">
+  <w:num w:numId="1" w16cid:durableId="225456466">
+    <w:abstractNumId w:val="1"/>
+  </w:num>
+  <w:num w:numId="2" w16cid:durableId="1195923287">
     <w:abstractNumId w:val="0"/>
-  </w:num>
-  <w:num w:numId="2" w16cid:durableId="1575428592">
-    <w:abstractNumId w:val="1"/>
   </w:num>
 </w:numbering>
 </file>

--- a/examples/showcase.docx
+++ b/examples/showcase.docx
@@ -682,7 +682,7 @@
           <w:noProof/>
         </w:rPr>
         <w:drawing>
-          <wp:inline distT="0" distB="0" distL="0" distR="0" wp14:anchorId="379537A4" wp14:editId="728467F7">
+          <wp:inline distT="0" distB="0" distL="0" distR="0" wp14:anchorId="304D99DF" wp14:editId="2C14DDD3">
             <wp:extent cx="3048000" cy="1400175"/>
             <wp:effectExtent l="0" t="0" r="0" b="0"/>
             <wp:docPr id="1" name="Picture 1"/>
@@ -846,13 +846,13 @@
 
 <file path=word/commentsExtended.xml><?xml version="1.0" encoding="utf-8"?>
 <w15:commentsEx xmlns:wpc="http://schemas.microsoft.com/office/word/2010/wordprocessingCanvas" xmlns:cx="http://schemas.microsoft.com/office/drawing/2014/chartex" xmlns:cx1="http://schemas.microsoft.com/office/drawing/2015/9/8/chartex" xmlns:cx2="http://schemas.microsoft.com/office/drawing/2015/10/21/chartex" xmlns:cx3="http://schemas.microsoft.com/office/drawing/2016/5/9/chartex" xmlns:cx4="http://schemas.microsoft.com/office/drawing/2016/5/10/chartex" xmlns:cx5="http://schemas.microsoft.com/office/drawing/2016/5/11/chartex" xmlns:cx6="http://schemas.microsoft.com/office/drawing/2016/5/12/chartex" xmlns:cx7="http://schemas.microsoft.com/office/drawing/2016/5/13/chartex" xmlns:cx8="http://schemas.microsoft.com/office/drawing/2016/5/14/chartex" xmlns:mc="http://schemas.openxmlformats.org/markup-compatibility/2006" xmlns:m="http://schemas.openxmlformats.org/officeDocument/2006/math" xmlns:aink="http://schemas.microsoft.com/office/drawing/2016/ink" xmlns:am3d="http://schemas.microsoft.com/office/drawing/2017/model3d" xmlns:oel="http://schemas.microsoft.com/office/2019/extlst" xmlns:r="http://schemas.openxmlformats.org/officeDocument/2006/relationships" xmlns:wp14="http://schemas.microsoft.com/office/word/2010/wordprocessingDrawing" xmlns:wp="http://schemas.openxmlformats.org/drawingml/2006/wordprocessingDrawing" xmlns:wpg="http://schemas.microsoft.com/office/word/2010/wordprocessingGroup" xmlns:wpi="http://schemas.microsoft.com/office/word/2010/wordprocessingInk" xmlns:wps="http://schemas.microsoft.com/office/word/2010/wordprocessingShape" xmlns:o="urn:schemas-microsoft-com:office:office" xmlns:v="urn:schemas-microsoft-com:vml" xmlns:w10="urn:schemas-microsoft-com:office:word" xmlns:w="http://schemas.openxmlformats.org/wordprocessingml/2006/main" xmlns:w14="http://schemas.microsoft.com/office/word/2010/wordml" xmlns:w15="http://schemas.microsoft.com/office/word/2012/wordml" xmlns:w16cex="http://schemas.microsoft.com/office/word/2018/wordml/cex" xmlns:w16cid="http://schemas.microsoft.com/office/word/2016/wordml/cid" xmlns:w16="http://schemas.microsoft.com/office/word/2018/wordml" xmlns:w16sdtdh="http://schemas.microsoft.com/office/word/2020/wordml/sdtdatahash" xmlns:w16sdtfl="http://schemas.microsoft.com/office/word/2024/wordml/sdtformatlock" xmlns:w16se="http://schemas.microsoft.com/office/word/2015/wordml/symex" xmlns:w16du="http://schemas.microsoft.com/office/word/2023/wordml/word16du" xmlns:wne="http://schemas.microsoft.com/office/word/2006/wordml" mc:Ignorable="w14 w15 w16se w16cid w16 w16cex w16sdtdh w16sdtfl w16du wp14">
-  <w15:commentEx w15:paraId="5C956351" w15:done="0"/>
+  <w15:commentEx w15:paraId="378EAB04" w15:done="0"/>
 </w15:commentsEx>
 </file>
 
 <file path=word/commentsIds.xml><?xml version="1.0" encoding="utf-8"?>
 <w16cid:commentsIds xmlns:wpc="http://schemas.microsoft.com/office/word/2010/wordprocessingCanvas" xmlns:cx="http://schemas.microsoft.com/office/drawing/2014/chartex" xmlns:cx1="http://schemas.microsoft.com/office/drawing/2015/9/8/chartex" xmlns:cx2="http://schemas.microsoft.com/office/drawing/2015/10/21/chartex" xmlns:cx3="http://schemas.microsoft.com/office/drawing/2016/5/9/chartex" xmlns:cx4="http://schemas.microsoft.com/office/drawing/2016/5/10/chartex" xmlns:cx5="http://schemas.microsoft.com/office/drawing/2016/5/11/chartex" xmlns:cx6="http://schemas.microsoft.com/office/drawing/2016/5/12/chartex" xmlns:cx7="http://schemas.microsoft.com/office/drawing/2016/5/13/chartex" xmlns:cx8="http://schemas.microsoft.com/office/drawing/2016/5/14/chartex" xmlns:mc="http://schemas.openxmlformats.org/markup-compatibility/2006" xmlns:m="http://schemas.openxmlformats.org/officeDocument/2006/math" xmlns:aink="http://schemas.microsoft.com/office/drawing/2016/ink" xmlns:am3d="http://schemas.microsoft.com/office/drawing/2017/model3d" xmlns:oel="http://schemas.microsoft.com/office/2019/extlst" xmlns:r="http://schemas.openxmlformats.org/officeDocument/2006/relationships" xmlns:wp14="http://schemas.microsoft.com/office/word/2010/wordprocessingDrawing" xmlns:wp="http://schemas.openxmlformats.org/drawingml/2006/wordprocessingDrawing" xmlns:wpg="http://schemas.microsoft.com/office/word/2010/wordprocessingGroup" xmlns:wpi="http://schemas.microsoft.com/office/word/2010/wordprocessingInk" xmlns:wps="http://schemas.microsoft.com/office/word/2010/wordprocessingShape" xmlns:o="urn:schemas-microsoft-com:office:office" xmlns:v="urn:schemas-microsoft-com:vml" xmlns:w10="urn:schemas-microsoft-com:office:word" xmlns:w="http://schemas.openxmlformats.org/wordprocessingml/2006/main" xmlns:w14="http://schemas.microsoft.com/office/word/2010/wordml" xmlns:w15="http://schemas.microsoft.com/office/word/2012/wordml" xmlns:w16cex="http://schemas.microsoft.com/office/word/2018/wordml/cex" xmlns:w16cid="http://schemas.microsoft.com/office/word/2016/wordml/cid" xmlns:w16="http://schemas.microsoft.com/office/word/2018/wordml" xmlns:w16sdtdh="http://schemas.microsoft.com/office/word/2020/wordml/sdtdatahash" xmlns:w16sdtfl="http://schemas.microsoft.com/office/word/2024/wordml/sdtformatlock" xmlns:w16se="http://schemas.microsoft.com/office/word/2015/wordml/symex" xmlns:w16du="http://schemas.microsoft.com/office/word/2023/wordml/word16du" xmlns:wne="http://schemas.microsoft.com/office/word/2006/wordml" mc:Ignorable="w14 w15 w16se w16cid w16 w16cex w16sdtdh w16sdtfl w16du wp14">
-  <w16cid:commentId w16cid:paraId="5C956351" w16cid:durableId="03C43E7C"/>
+  <w16cid:commentId w16cid:paraId="378EAB04" w16cid:durableId="57390A53"/>
 </w16cid:commentsIds>
 </file>
 
@@ -1034,10 +1034,10 @@
 <file path=word/numbering.xml><?xml version="1.0" encoding="utf-8"?>
 <w:numbering xmlns:wpc="http://schemas.microsoft.com/office/word/2010/wordprocessingCanvas" xmlns:cx="http://schemas.microsoft.com/office/drawing/2014/chartex" xmlns:cx1="http://schemas.microsoft.com/office/drawing/2015/9/8/chartex" xmlns:cx2="http://schemas.microsoft.com/office/drawing/2015/10/21/chartex" xmlns:cx3="http://schemas.microsoft.com/office/drawing/2016/5/9/chartex" xmlns:cx4="http://schemas.microsoft.com/office/drawing/2016/5/10/chartex" xmlns:cx5="http://schemas.microsoft.com/office/drawing/2016/5/11/chartex" xmlns:cx6="http://schemas.microsoft.com/office/drawing/2016/5/12/chartex" xmlns:cx7="http://schemas.microsoft.com/office/drawing/2016/5/13/chartex" xmlns:cx8="http://schemas.microsoft.com/office/drawing/2016/5/14/chartex" xmlns:mc="http://schemas.openxmlformats.org/markup-compatibility/2006" xmlns:m="http://schemas.openxmlformats.org/officeDocument/2006/math" xmlns:aink="http://schemas.microsoft.com/office/drawing/2016/ink" xmlns:am3d="http://schemas.microsoft.com/office/drawing/2017/model3d" xmlns:oel="http://schemas.microsoft.com/office/2019/extlst" xmlns:r="http://schemas.openxmlformats.org/officeDocument/2006/relationships" xmlns:wp14="http://schemas.microsoft.com/office/word/2010/wordprocessingDrawing" xmlns:wp="http://schemas.openxmlformats.org/drawingml/2006/wordprocessingDrawing" xmlns:wpg="http://schemas.microsoft.com/office/word/2010/wordprocessingGroup" xmlns:wpi="http://schemas.microsoft.com/office/word/2010/wordprocessingInk" xmlns:wps="http://schemas.microsoft.com/office/word/2010/wordprocessingShape" xmlns:o="urn:schemas-microsoft-com:office:office" xmlns:v="urn:schemas-microsoft-com:vml" xmlns:w10="urn:schemas-microsoft-com:office:word" xmlns:w="http://schemas.openxmlformats.org/wordprocessingml/2006/main" xmlns:w14="http://schemas.microsoft.com/office/word/2010/wordml" xmlns:w15="http://schemas.microsoft.com/office/word/2012/wordml" xmlns:w16cex="http://schemas.microsoft.com/office/word/2018/wordml/cex" xmlns:w16cid="http://schemas.microsoft.com/office/word/2016/wordml/cid" xmlns:w16="http://schemas.microsoft.com/office/word/2018/wordml" xmlns:w16sdtdh="http://schemas.microsoft.com/office/word/2020/wordml/sdtdatahash" xmlns:w16sdtfl="http://schemas.microsoft.com/office/word/2024/wordml/sdtformatlock" xmlns:w16se="http://schemas.microsoft.com/office/word/2015/wordml/symex" xmlns:w16du="http://schemas.microsoft.com/office/word/2023/wordml/word16du" xmlns:wne="http://schemas.microsoft.com/office/word/2006/wordml" mc:Ignorable="w14 w15 w16se w16cid w16 w16cex w16sdtdh w16sdtfl w16du wp14">
   <w:abstractNum w:abstractNumId="0" w15:restartNumberingAfterBreak="0">
-    <w:nsid w:val="35274B4F"/>
+    <w:nsid w:val="32582631"/>
     <w:multiLevelType w:val="hybridMultilevel"/>
-    <w:tmpl w:val="96721B1A"/>
-    <w:lvl w:ilvl="0" w:tplc="040A3AA2">
+    <w:tmpl w:val="AF68AC08"/>
+    <w:lvl w:ilvl="0" w:tplc="19285BBC">
       <w:start w:val="1"/>
       <w:numFmt w:val="decimal"/>
       <w:lvlText w:val="%1."/>
@@ -1046,7 +1046,7 @@
         <w:ind w:left="720" w:hanging="360"/>
       </w:pPr>
     </w:lvl>
-    <w:lvl w:ilvl="1" w:tplc="C37E69DA">
+    <w:lvl w:ilvl="1" w:tplc="AFAE1C08">
       <w:start w:val="1"/>
       <w:numFmt w:val="lowerLetter"/>
       <w:lvlText w:val="%2."/>
@@ -1055,47 +1055,47 @@
         <w:ind w:left="1440" w:hanging="360"/>
       </w:pPr>
     </w:lvl>
-    <w:lvl w:ilvl="2" w:tplc="3F48FB50">
+    <w:lvl w:ilvl="2" w:tplc="DB90BDBE">
       <w:numFmt w:val="decimal"/>
       <w:lvlText w:val=""/>
       <w:lvlJc w:val="left"/>
     </w:lvl>
-    <w:lvl w:ilvl="3" w:tplc="E1A62274">
+    <w:lvl w:ilvl="3" w:tplc="A628C5D2">
       <w:numFmt w:val="decimal"/>
       <w:lvlText w:val=""/>
       <w:lvlJc w:val="left"/>
     </w:lvl>
-    <w:lvl w:ilvl="4" w:tplc="2F1A718C">
+    <w:lvl w:ilvl="4" w:tplc="BAE80AEE">
       <w:numFmt w:val="decimal"/>
       <w:lvlText w:val=""/>
       <w:lvlJc w:val="left"/>
     </w:lvl>
-    <w:lvl w:ilvl="5" w:tplc="A5AEAED2">
+    <w:lvl w:ilvl="5" w:tplc="980CB3D8">
       <w:numFmt w:val="decimal"/>
       <w:lvlText w:val=""/>
       <w:lvlJc w:val="left"/>
     </w:lvl>
-    <w:lvl w:ilvl="6" w:tplc="3EC46328">
+    <w:lvl w:ilvl="6" w:tplc="19C638FA">
       <w:numFmt w:val="decimal"/>
       <w:lvlText w:val=""/>
       <w:lvlJc w:val="left"/>
     </w:lvl>
-    <w:lvl w:ilvl="7" w:tplc="732E26D0">
+    <w:lvl w:ilvl="7" w:tplc="23B06D34">
       <w:numFmt w:val="decimal"/>
       <w:lvlText w:val=""/>
       <w:lvlJc w:val="left"/>
     </w:lvl>
-    <w:lvl w:ilvl="8" w:tplc="4E020424">
+    <w:lvl w:ilvl="8" w:tplc="CD5E0B04">
       <w:numFmt w:val="decimal"/>
       <w:lvlText w:val=""/>
       <w:lvlJc w:val="left"/>
     </w:lvl>
   </w:abstractNum>
   <w:abstractNum w:abstractNumId="1" w15:restartNumberingAfterBreak="0">
-    <w:nsid w:val="65617DB4"/>
+    <w:nsid w:val="50616B5F"/>
     <w:multiLevelType w:val="hybridMultilevel"/>
-    <w:tmpl w:val="820ED01C"/>
-    <w:lvl w:ilvl="0" w:tplc="42CCF04E">
+    <w:tmpl w:val="F4A60B48"/>
+    <w:lvl w:ilvl="0" w:tplc="18668740">
       <w:start w:val="1"/>
       <w:numFmt w:val="bullet"/>
       <w:lvlText w:val=""/>
@@ -1107,7 +1107,7 @@
         <w:rFonts w:ascii="Symbol" w:hAnsi="Symbol" w:cs="Symbol"/>
       </w:rPr>
     </w:lvl>
-    <w:lvl w:ilvl="1" w:tplc="71149E88">
+    <w:lvl w:ilvl="1" w:tplc="032C0184">
       <w:start w:val="1"/>
       <w:numFmt w:val="bullet"/>
       <w:lvlText w:val="o"/>
@@ -1119,46 +1119,46 @@
         <w:rFonts w:ascii="Courier New" w:hAnsi="Courier New" w:cs="Courier New"/>
       </w:rPr>
     </w:lvl>
-    <w:lvl w:ilvl="2" w:tplc="5706F34C">
+    <w:lvl w:ilvl="2" w:tplc="84B47C04">
       <w:numFmt w:val="decimal"/>
       <w:lvlText w:val=""/>
       <w:lvlJc w:val="left"/>
     </w:lvl>
-    <w:lvl w:ilvl="3" w:tplc="3B7ED1A4">
+    <w:lvl w:ilvl="3" w:tplc="1F7ACF34">
       <w:numFmt w:val="decimal"/>
       <w:lvlText w:val=""/>
       <w:lvlJc w:val="left"/>
     </w:lvl>
-    <w:lvl w:ilvl="4" w:tplc="02A83A2C">
+    <w:lvl w:ilvl="4" w:tplc="B09CF274">
       <w:numFmt w:val="decimal"/>
       <w:lvlText w:val=""/>
       <w:lvlJc w:val="left"/>
     </w:lvl>
-    <w:lvl w:ilvl="5" w:tplc="08C23DE0">
+    <w:lvl w:ilvl="5" w:tplc="05C0E0E0">
       <w:numFmt w:val="decimal"/>
       <w:lvlText w:val=""/>
       <w:lvlJc w:val="left"/>
     </w:lvl>
-    <w:lvl w:ilvl="6" w:tplc="13282EE6">
+    <w:lvl w:ilvl="6" w:tplc="7C7E5B72">
       <w:numFmt w:val="decimal"/>
       <w:lvlText w:val=""/>
       <w:lvlJc w:val="left"/>
     </w:lvl>
-    <w:lvl w:ilvl="7" w:tplc="AA840ED4">
+    <w:lvl w:ilvl="7" w:tplc="846C9F90">
       <w:numFmt w:val="decimal"/>
       <w:lvlText w:val=""/>
       <w:lvlJc w:val="left"/>
     </w:lvl>
-    <w:lvl w:ilvl="8" w:tplc="4AB6918C">
+    <w:lvl w:ilvl="8" w:tplc="C0BEE124">
       <w:numFmt w:val="decimal"/>
       <w:lvlText w:val=""/>
       <w:lvlJc w:val="left"/>
     </w:lvl>
   </w:abstractNum>
-  <w:num w:numId="1" w16cid:durableId="225456466">
+  <w:num w:numId="1" w16cid:durableId="1514537540">
     <w:abstractNumId w:val="1"/>
   </w:num>
-  <w:num w:numId="2" w16cid:durableId="1195923287">
+  <w:num w:numId="2" w16cid:durableId="1290935101">
     <w:abstractNumId w:val="0"/>
   </w:num>
 </w:numbering>

--- a/examples/showcase.docx
+++ b/examples/showcase.docx
@@ -682,7 +682,7 @@
           <w:noProof/>
         </w:rPr>
         <w:drawing>
-          <wp:inline distT="0" distB="0" distL="0" distR="0" wp14:anchorId="304D99DF" wp14:editId="2C14DDD3">
+          <wp:inline distT="0" distB="0" distL="0" distR="0" wp14:anchorId="43FEB9D4" wp14:editId="1E2BD056">
             <wp:extent cx="3048000" cy="1400175"/>
             <wp:effectExtent l="0" t="0" r="0" b="0"/>
             <wp:docPr id="1" name="Picture 1"/>
@@ -846,13 +846,13 @@
 
 <file path=word/commentsExtended.xml><?xml version="1.0" encoding="utf-8"?>
 <w15:commentsEx xmlns:wpc="http://schemas.microsoft.com/office/word/2010/wordprocessingCanvas" xmlns:cx="http://schemas.microsoft.com/office/drawing/2014/chartex" xmlns:cx1="http://schemas.microsoft.com/office/drawing/2015/9/8/chartex" xmlns:cx2="http://schemas.microsoft.com/office/drawing/2015/10/21/chartex" xmlns:cx3="http://schemas.microsoft.com/office/drawing/2016/5/9/chartex" xmlns:cx4="http://schemas.microsoft.com/office/drawing/2016/5/10/chartex" xmlns:cx5="http://schemas.microsoft.com/office/drawing/2016/5/11/chartex" xmlns:cx6="http://schemas.microsoft.com/office/drawing/2016/5/12/chartex" xmlns:cx7="http://schemas.microsoft.com/office/drawing/2016/5/13/chartex" xmlns:cx8="http://schemas.microsoft.com/office/drawing/2016/5/14/chartex" xmlns:mc="http://schemas.openxmlformats.org/markup-compatibility/2006" xmlns:m="http://schemas.openxmlformats.org/officeDocument/2006/math" xmlns:aink="http://schemas.microsoft.com/office/drawing/2016/ink" xmlns:am3d="http://schemas.microsoft.com/office/drawing/2017/model3d" xmlns:oel="http://schemas.microsoft.com/office/2019/extlst" xmlns:r="http://schemas.openxmlformats.org/officeDocument/2006/relationships" xmlns:wp14="http://schemas.microsoft.com/office/word/2010/wordprocessingDrawing" xmlns:wp="http://schemas.openxmlformats.org/drawingml/2006/wordprocessingDrawing" xmlns:wpg="http://schemas.microsoft.com/office/word/2010/wordprocessingGroup" xmlns:wpi="http://schemas.microsoft.com/office/word/2010/wordprocessingInk" xmlns:wps="http://schemas.microsoft.com/office/word/2010/wordprocessingShape" xmlns:o="urn:schemas-microsoft-com:office:office" xmlns:v="urn:schemas-microsoft-com:vml" xmlns:w10="urn:schemas-microsoft-com:office:word" xmlns:w="http://schemas.openxmlformats.org/wordprocessingml/2006/main" xmlns:w14="http://schemas.microsoft.com/office/word/2010/wordml" xmlns:w15="http://schemas.microsoft.com/office/word/2012/wordml" xmlns:w16cex="http://schemas.microsoft.com/office/word/2018/wordml/cex" xmlns:w16cid="http://schemas.microsoft.com/office/word/2016/wordml/cid" xmlns:w16="http://schemas.microsoft.com/office/word/2018/wordml" xmlns:w16sdtdh="http://schemas.microsoft.com/office/word/2020/wordml/sdtdatahash" xmlns:w16sdtfl="http://schemas.microsoft.com/office/word/2024/wordml/sdtformatlock" xmlns:w16se="http://schemas.microsoft.com/office/word/2015/wordml/symex" xmlns:w16du="http://schemas.microsoft.com/office/word/2023/wordml/word16du" xmlns:wne="http://schemas.microsoft.com/office/word/2006/wordml" mc:Ignorable="w14 w15 w16se w16cid w16 w16cex w16sdtdh w16sdtfl w16du wp14">
-  <w15:commentEx w15:paraId="378EAB04" w15:done="0"/>
+  <w15:commentEx w15:paraId="11E43050" w15:done="0"/>
 </w15:commentsEx>
 </file>
 
 <file path=word/commentsIds.xml><?xml version="1.0" encoding="utf-8"?>
 <w16cid:commentsIds xmlns:wpc="http://schemas.microsoft.com/office/word/2010/wordprocessingCanvas" xmlns:cx="http://schemas.microsoft.com/office/drawing/2014/chartex" xmlns:cx1="http://schemas.microsoft.com/office/drawing/2015/9/8/chartex" xmlns:cx2="http://schemas.microsoft.com/office/drawing/2015/10/21/chartex" xmlns:cx3="http://schemas.microsoft.com/office/drawing/2016/5/9/chartex" xmlns:cx4="http://schemas.microsoft.com/office/drawing/2016/5/10/chartex" xmlns:cx5="http://schemas.microsoft.com/office/drawing/2016/5/11/chartex" xmlns:cx6="http://schemas.microsoft.com/office/drawing/2016/5/12/chartex" xmlns:cx7="http://schemas.microsoft.com/office/drawing/2016/5/13/chartex" xmlns:cx8="http://schemas.microsoft.com/office/drawing/2016/5/14/chartex" xmlns:mc="http://schemas.openxmlformats.org/markup-compatibility/2006" xmlns:m="http://schemas.openxmlformats.org/officeDocument/2006/math" xmlns:aink="http://schemas.microsoft.com/office/drawing/2016/ink" xmlns:am3d="http://schemas.microsoft.com/office/drawing/2017/model3d" xmlns:oel="http://schemas.microsoft.com/office/2019/extlst" xmlns:r="http://schemas.openxmlformats.org/officeDocument/2006/relationships" xmlns:wp14="http://schemas.microsoft.com/office/word/2010/wordprocessingDrawing" xmlns:wp="http://schemas.openxmlformats.org/drawingml/2006/wordprocessingDrawing" xmlns:wpg="http://schemas.microsoft.com/office/word/2010/wordprocessingGroup" xmlns:wpi="http://schemas.microsoft.com/office/word/2010/wordprocessingInk" xmlns:wps="http://schemas.microsoft.com/office/word/2010/wordprocessingShape" xmlns:o="urn:schemas-microsoft-com:office:office" xmlns:v="urn:schemas-microsoft-com:vml" xmlns:w10="urn:schemas-microsoft-com:office:word" xmlns:w="http://schemas.openxmlformats.org/wordprocessingml/2006/main" xmlns:w14="http://schemas.microsoft.com/office/word/2010/wordml" xmlns:w15="http://schemas.microsoft.com/office/word/2012/wordml" xmlns:w16cex="http://schemas.microsoft.com/office/word/2018/wordml/cex" xmlns:w16cid="http://schemas.microsoft.com/office/word/2016/wordml/cid" xmlns:w16="http://schemas.microsoft.com/office/word/2018/wordml" xmlns:w16sdtdh="http://schemas.microsoft.com/office/word/2020/wordml/sdtdatahash" xmlns:w16sdtfl="http://schemas.microsoft.com/office/word/2024/wordml/sdtformatlock" xmlns:w16se="http://schemas.microsoft.com/office/word/2015/wordml/symex" xmlns:w16du="http://schemas.microsoft.com/office/word/2023/wordml/word16du" xmlns:wne="http://schemas.microsoft.com/office/word/2006/wordml" mc:Ignorable="w14 w15 w16se w16cid w16 w16cex w16sdtdh w16sdtfl w16du wp14">
-  <w16cid:commentId w16cid:paraId="378EAB04" w16cid:durableId="57390A53"/>
+  <w16cid:commentId w16cid:paraId="11E43050" w16cid:durableId="76E50FCD"/>
 </w16cid:commentsIds>
 </file>
 
@@ -1034,132 +1034,132 @@
 <file path=word/numbering.xml><?xml version="1.0" encoding="utf-8"?>
 <w:numbering xmlns:wpc="http://schemas.microsoft.com/office/word/2010/wordprocessingCanvas" xmlns:cx="http://schemas.microsoft.com/office/drawing/2014/chartex" xmlns:cx1="http://schemas.microsoft.com/office/drawing/2015/9/8/chartex" xmlns:cx2="http://schemas.microsoft.com/office/drawing/2015/10/21/chartex" xmlns:cx3="http://schemas.microsoft.com/office/drawing/2016/5/9/chartex" xmlns:cx4="http://schemas.microsoft.com/office/drawing/2016/5/10/chartex" xmlns:cx5="http://schemas.microsoft.com/office/drawing/2016/5/11/chartex" xmlns:cx6="http://schemas.microsoft.com/office/drawing/2016/5/12/chartex" xmlns:cx7="http://schemas.microsoft.com/office/drawing/2016/5/13/chartex" xmlns:cx8="http://schemas.microsoft.com/office/drawing/2016/5/14/chartex" xmlns:mc="http://schemas.openxmlformats.org/markup-compatibility/2006" xmlns:m="http://schemas.openxmlformats.org/officeDocument/2006/math" xmlns:aink="http://schemas.microsoft.com/office/drawing/2016/ink" xmlns:am3d="http://schemas.microsoft.com/office/drawing/2017/model3d" xmlns:oel="http://schemas.microsoft.com/office/2019/extlst" xmlns:r="http://schemas.openxmlformats.org/officeDocument/2006/relationships" xmlns:wp14="http://schemas.microsoft.com/office/word/2010/wordprocessingDrawing" xmlns:wp="http://schemas.openxmlformats.org/drawingml/2006/wordprocessingDrawing" xmlns:wpg="http://schemas.microsoft.com/office/word/2010/wordprocessingGroup" xmlns:wpi="http://schemas.microsoft.com/office/word/2010/wordprocessingInk" xmlns:wps="http://schemas.microsoft.com/office/word/2010/wordprocessingShape" xmlns:o="urn:schemas-microsoft-com:office:office" xmlns:v="urn:schemas-microsoft-com:vml" xmlns:w10="urn:schemas-microsoft-com:office:word" xmlns:w="http://schemas.openxmlformats.org/wordprocessingml/2006/main" xmlns:w14="http://schemas.microsoft.com/office/word/2010/wordml" xmlns:w15="http://schemas.microsoft.com/office/word/2012/wordml" xmlns:w16cex="http://schemas.microsoft.com/office/word/2018/wordml/cex" xmlns:w16cid="http://schemas.microsoft.com/office/word/2016/wordml/cid" xmlns:w16="http://schemas.microsoft.com/office/word/2018/wordml" xmlns:w16sdtdh="http://schemas.microsoft.com/office/word/2020/wordml/sdtdatahash" xmlns:w16sdtfl="http://schemas.microsoft.com/office/word/2024/wordml/sdtformatlock" xmlns:w16se="http://schemas.microsoft.com/office/word/2015/wordml/symex" xmlns:w16du="http://schemas.microsoft.com/office/word/2023/wordml/word16du" xmlns:wne="http://schemas.microsoft.com/office/word/2006/wordml" mc:Ignorable="w14 w15 w16se w16cid w16 w16cex w16sdtdh w16sdtfl w16du wp14">
   <w:abstractNum w:abstractNumId="0" w15:restartNumberingAfterBreak="0">
-    <w:nsid w:val="32582631"/>
+    <w:nsid w:val="1A555358"/>
     <w:multiLevelType w:val="hybridMultilevel"/>
-    <w:tmpl w:val="AF68AC08"/>
-    <w:lvl w:ilvl="0" w:tplc="19285BBC">
+    <w:tmpl w:val="32289E72"/>
+    <w:lvl w:ilvl="0" w:tplc="E738135E">
       <w:start w:val="1"/>
-      <w:numFmt w:val="decimal"/>
-      <w:lvlText w:val="%1."/>
+      <w:numFmt w:val="bullet"/>
+      <w:lvlText w:val=""/>
       <w:lvlJc w:val="left"/>
       <w:pPr>
         <w:ind w:left="720" w:hanging="360"/>
       </w:pPr>
+      <w:rPr>
+        <w:rFonts w:ascii="Symbol" w:hAnsi="Symbol" w:cs="Symbol"/>
+      </w:rPr>
     </w:lvl>
-    <w:lvl w:ilvl="1" w:tplc="AFAE1C08">
+    <w:lvl w:ilvl="1" w:tplc="541E648A">
       <w:start w:val="1"/>
-      <w:numFmt w:val="lowerLetter"/>
-      <w:lvlText w:val="%2."/>
+      <w:numFmt w:val="bullet"/>
+      <w:lvlText w:val="o"/>
       <w:lvlJc w:val="left"/>
       <w:pPr>
         <w:ind w:left="1440" w:hanging="360"/>
       </w:pPr>
+      <w:rPr>
+        <w:rFonts w:ascii="Courier New" w:hAnsi="Courier New" w:cs="Courier New"/>
+      </w:rPr>
     </w:lvl>
-    <w:lvl w:ilvl="2" w:tplc="DB90BDBE">
+    <w:lvl w:ilvl="2" w:tplc="67E2A144">
       <w:numFmt w:val="decimal"/>
       <w:lvlText w:val=""/>
       <w:lvlJc w:val="left"/>
     </w:lvl>
-    <w:lvl w:ilvl="3" w:tplc="A628C5D2">
+    <w:lvl w:ilvl="3" w:tplc="309A13DA">
       <w:numFmt w:val="decimal"/>
       <w:lvlText w:val=""/>
       <w:lvlJc w:val="left"/>
     </w:lvl>
-    <w:lvl w:ilvl="4" w:tplc="BAE80AEE">
+    <w:lvl w:ilvl="4" w:tplc="06565C86">
       <w:numFmt w:val="decimal"/>
       <w:lvlText w:val=""/>
       <w:lvlJc w:val="left"/>
     </w:lvl>
-    <w:lvl w:ilvl="5" w:tplc="980CB3D8">
+    <w:lvl w:ilvl="5" w:tplc="DDB646C6">
       <w:numFmt w:val="decimal"/>
       <w:lvlText w:val=""/>
       <w:lvlJc w:val="left"/>
     </w:lvl>
-    <w:lvl w:ilvl="6" w:tplc="19C638FA">
+    <w:lvl w:ilvl="6" w:tplc="6EFE9B36">
       <w:numFmt w:val="decimal"/>
       <w:lvlText w:val=""/>
       <w:lvlJc w:val="left"/>
     </w:lvl>
-    <w:lvl w:ilvl="7" w:tplc="23B06D34">
+    <w:lvl w:ilvl="7" w:tplc="050E22C4">
       <w:numFmt w:val="decimal"/>
       <w:lvlText w:val=""/>
       <w:lvlJc w:val="left"/>
     </w:lvl>
-    <w:lvl w:ilvl="8" w:tplc="CD5E0B04">
+    <w:lvl w:ilvl="8" w:tplc="2034B8B8">
       <w:numFmt w:val="decimal"/>
       <w:lvlText w:val=""/>
       <w:lvlJc w:val="left"/>
     </w:lvl>
   </w:abstractNum>
   <w:abstractNum w:abstractNumId="1" w15:restartNumberingAfterBreak="0">
-    <w:nsid w:val="50616B5F"/>
+    <w:nsid w:val="48FA6190"/>
     <w:multiLevelType w:val="hybridMultilevel"/>
-    <w:tmpl w:val="F4A60B48"/>
-    <w:lvl w:ilvl="0" w:tplc="18668740">
+    <w:tmpl w:val="1DD00EBE"/>
+    <w:lvl w:ilvl="0" w:tplc="FACAD470">
       <w:start w:val="1"/>
-      <w:numFmt w:val="bullet"/>
-      <w:lvlText w:val=""/>
+      <w:numFmt w:val="decimal"/>
+      <w:lvlText w:val="%1."/>
       <w:lvlJc w:val="left"/>
       <w:pPr>
         <w:ind w:left="720" w:hanging="360"/>
       </w:pPr>
-      <w:rPr>
-        <w:rFonts w:ascii="Symbol" w:hAnsi="Symbol" w:cs="Symbol"/>
-      </w:rPr>
     </w:lvl>
-    <w:lvl w:ilvl="1" w:tplc="032C0184">
+    <w:lvl w:ilvl="1" w:tplc="69987EF0">
       <w:start w:val="1"/>
-      <w:numFmt w:val="bullet"/>
-      <w:lvlText w:val="o"/>
+      <w:numFmt w:val="lowerLetter"/>
+      <w:lvlText w:val="%2."/>
       <w:lvlJc w:val="left"/>
       <w:pPr>
         <w:ind w:left="1440" w:hanging="360"/>
       </w:pPr>
-      <w:rPr>
-        <w:rFonts w:ascii="Courier New" w:hAnsi="Courier New" w:cs="Courier New"/>
-      </w:rPr>
     </w:lvl>
-    <w:lvl w:ilvl="2" w:tplc="84B47C04">
+    <w:lvl w:ilvl="2" w:tplc="5F3A87BA">
       <w:numFmt w:val="decimal"/>
       <w:lvlText w:val=""/>
       <w:lvlJc w:val="left"/>
     </w:lvl>
-    <w:lvl w:ilvl="3" w:tplc="1F7ACF34">
+    <w:lvl w:ilvl="3" w:tplc="4E72DC6A">
       <w:numFmt w:val="decimal"/>
       <w:lvlText w:val=""/>
       <w:lvlJc w:val="left"/>
     </w:lvl>
-    <w:lvl w:ilvl="4" w:tplc="B09CF274">
+    <w:lvl w:ilvl="4" w:tplc="726894F2">
       <w:numFmt w:val="decimal"/>
       <w:lvlText w:val=""/>
       <w:lvlJc w:val="left"/>
     </w:lvl>
-    <w:lvl w:ilvl="5" w:tplc="05C0E0E0">
+    <w:lvl w:ilvl="5" w:tplc="7E2E415A">
       <w:numFmt w:val="decimal"/>
       <w:lvlText w:val=""/>
       <w:lvlJc w:val="left"/>
     </w:lvl>
-    <w:lvl w:ilvl="6" w:tplc="7C7E5B72">
+    <w:lvl w:ilvl="6" w:tplc="7396E590">
       <w:numFmt w:val="decimal"/>
       <w:lvlText w:val=""/>
       <w:lvlJc w:val="left"/>
     </w:lvl>
-    <w:lvl w:ilvl="7" w:tplc="846C9F90">
+    <w:lvl w:ilvl="7" w:tplc="80165034">
       <w:numFmt w:val="decimal"/>
       <w:lvlText w:val=""/>
       <w:lvlJc w:val="left"/>
     </w:lvl>
-    <w:lvl w:ilvl="8" w:tplc="C0BEE124">
+    <w:lvl w:ilvl="8" w:tplc="678CBBC2">
       <w:numFmt w:val="decimal"/>
       <w:lvlText w:val=""/>
       <w:lvlJc w:val="left"/>
     </w:lvl>
   </w:abstractNum>
-  <w:num w:numId="1" w16cid:durableId="1514537540">
+  <w:num w:numId="1" w16cid:durableId="1601375427">
+    <w:abstractNumId w:val="0"/>
+  </w:num>
+  <w:num w:numId="2" w16cid:durableId="878783606">
     <w:abstractNumId w:val="1"/>
-  </w:num>
-  <w:num w:numId="2" w16cid:durableId="1290935101">
-    <w:abstractNumId w:val="0"/>
   </w:num>
 </w:numbering>
 </file>
